--- a/backend/secure-files/portfolios-docx/NMX-34.docx
+++ b/backend/secure-files/portfolios-docx/NMX-34.docx
@@ -1048,6 +1048,62 @@
         <w:t>NMX-34 es un indicador EDUCATIVO de edad metabólica, no un instrumento diagnóstico. El propio libro documenta que la 'edad metabólica' se popularizó con las básculas de bioimpedancia domésticas y NO proviene de la literatura clínica ni de un consenso científico: no existe definición consensuada, método de referencia ni ecuaciones normativas revisadas por pares. La herramienta lo calcula de forma transparente (Katch-McArdle sin edad; Mifflin-St Jeor con edad), muestra su sensibilidad y dedica hojas a 'qué significa y qué no'. Es un complemento comunicacional de la Fase 8.</w:t>
       </w:r>
     </w:p>
+    <w:p>
+      <w:pPr>
+        <w:keepNext/>
+        <w:spacing w:before="120" w:after="20"/>
+        <w:jc w:val="center"/>
+      </w:pPr>
+      <w:r>
+        <w:drawing>
+          <wp:inline xmlns:a="http://schemas.openxmlformats.org/drawingml/2006/main" xmlns:pic="http://schemas.openxmlformats.org/drawingml/2006/picture">
+            <wp:extent cx="5580000" cy="4311818"/>
+            <wp:docPr id="1" name="Picture 1"/>
+            <wp:cNvGraphicFramePr>
+              <a:graphicFrameLocks noChangeAspect="1"/>
+            </wp:cNvGraphicFramePr>
+            <a:graphic>
+              <a:graphicData uri="http://schemas.openxmlformats.org/drawingml/2006/picture">
+                <pic:pic>
+                  <pic:nvPicPr>
+                    <pic:cNvPr id="0" name="NMX-34_01_INICIO_01.png"/>
+                    <pic:cNvPicPr/>
+                  </pic:nvPicPr>
+                  <pic:blipFill>
+                    <a:blip r:embed="rId10"/>
+                    <a:stretch>
+                      <a:fillRect/>
+                    </a:stretch>
+                  </pic:blipFill>
+                  <pic:spPr>
+                    <a:xfrm>
+                      <a:off x="0" y="0"/>
+                      <a:ext cx="5580000" cy="4311818"/>
+                    </a:xfrm>
+                    <a:prstGeom prst="rect"/>
+                  </pic:spPr>
+                </pic:pic>
+              </a:graphicData>
+            </a:graphic>
+          </wp:inline>
+        </w:drawing>
+      </w:r>
+    </w:p>
+    <w:p>
+      <w:pPr>
+        <w:spacing w:before="0" w:after="160"/>
+        <w:jc w:val="center"/>
+      </w:pPr>
+      <w:r>
+        <w:rPr>
+          <w:rFonts w:ascii="Calibri" w:hAnsi="Calibri"/>
+          <w:b/>
+          <w:color w:val="45565E"/>
+          <w:sz w:val="17"/>
+        </w:rPr>
+        <w:t>Figura 1. Vista inicial (hoja INICIO).</w:t>
+      </w:r>
+    </w:p>
     <w:tbl>
       <w:tblPr>
         <w:tblW w:type="auto" w:w="0"/>
@@ -2058,6 +2114,62 @@
         <w:t>Peso, Talla, Masa magra si se usa Katch-McArdle</w:t>
       </w:r>
     </w:p>
+    <w:p>
+      <w:pPr>
+        <w:keepNext/>
+        <w:spacing w:before="120" w:after="20"/>
+        <w:jc w:val="center"/>
+      </w:pPr>
+      <w:r>
+        <w:drawing>
+          <wp:inline xmlns:a="http://schemas.openxmlformats.org/drawingml/2006/main" xmlns:pic="http://schemas.openxmlformats.org/drawingml/2006/picture">
+            <wp:extent cx="5580000" cy="4311818"/>
+            <wp:docPr id="2" name="Picture 2"/>
+            <wp:cNvGraphicFramePr>
+              <a:graphicFrameLocks noChangeAspect="1"/>
+            </wp:cNvGraphicFramePr>
+            <a:graphic>
+              <a:graphicData uri="http://schemas.openxmlformats.org/drawingml/2006/picture">
+                <pic:pic>
+                  <pic:nvPicPr>
+                    <pic:cNvPr id="0" name="NMX-34_09_DATOS.png"/>
+                    <pic:cNvPicPr/>
+                  </pic:nvPicPr>
+                  <pic:blipFill>
+                    <a:blip r:embed="rId11"/>
+                    <a:stretch>
+                      <a:fillRect/>
+                    </a:stretch>
+                  </pic:blipFill>
+                  <pic:spPr>
+                    <a:xfrm>
+                      <a:off x="0" y="0"/>
+                      <a:ext cx="5580000" cy="4311818"/>
+                    </a:xfrm>
+                    <a:prstGeom prst="rect"/>
+                  </pic:spPr>
+                </pic:pic>
+              </a:graphicData>
+            </a:graphic>
+          </wp:inline>
+        </w:drawing>
+      </w:r>
+    </w:p>
+    <w:p>
+      <w:pPr>
+        <w:spacing w:before="0" w:after="160"/>
+        <w:jc w:val="center"/>
+      </w:pPr>
+      <w:r>
+        <w:rPr>
+          <w:rFonts w:ascii="Calibri" w:hAnsi="Calibri"/>
+          <w:b/>
+          <w:color w:val="45565E"/>
+          <w:sz w:val="17"/>
+        </w:rPr>
+        <w:t>Figura 2. Pantalla de ingreso de datos.</w:t>
+      </w:r>
+    </w:p>
     <w:tbl>
       <w:tblPr>
         <w:tblW w:type="auto" w:w="0"/>
@@ -2975,6 +3087,62 @@
         </w:tc>
       </w:tr>
     </w:tbl>
+    <w:p>
+      <w:pPr>
+        <w:keepNext/>
+        <w:spacing w:before="120" w:after="20"/>
+        <w:jc w:val="center"/>
+      </w:pPr>
+      <w:r>
+        <w:drawing>
+          <wp:inline xmlns:a="http://schemas.openxmlformats.org/drawingml/2006/main" xmlns:pic="http://schemas.openxmlformats.org/drawingml/2006/picture">
+            <wp:extent cx="5580000" cy="4311818"/>
+            <wp:docPr id="3" name="Picture 3"/>
+            <wp:cNvGraphicFramePr>
+              <a:graphicFrameLocks noChangeAspect="1"/>
+            </wp:cNvGraphicFramePr>
+            <a:graphic>
+              <a:graphicData uri="http://schemas.openxmlformats.org/drawingml/2006/picture">
+                <pic:pic>
+                  <pic:nvPicPr>
+                    <pic:cNvPr id="0" name="NMX-34_08_FUENTES.png"/>
+                    <pic:cNvPicPr/>
+                  </pic:nvPicPr>
+                  <pic:blipFill>
+                    <a:blip r:embed="rId12"/>
+                    <a:stretch>
+                      <a:fillRect/>
+                    </a:stretch>
+                  </pic:blipFill>
+                  <pic:spPr>
+                    <a:xfrm>
+                      <a:off x="0" y="0"/>
+                      <a:ext cx="5580000" cy="4311818"/>
+                    </a:xfrm>
+                    <a:prstGeom prst="rect"/>
+                  </pic:spPr>
+                </pic:pic>
+              </a:graphicData>
+            </a:graphic>
+          </wp:inline>
+        </w:drawing>
+      </w:r>
+    </w:p>
+    <w:p>
+      <w:pPr>
+        <w:spacing w:before="0" w:after="160"/>
+        <w:jc w:val="center"/>
+      </w:pPr>
+      <w:r>
+        <w:rPr>
+          <w:rFonts w:ascii="Calibri" w:hAnsi="Calibri"/>
+          <w:b/>
+          <w:color w:val="45565E"/>
+          <w:sz w:val="17"/>
+        </w:rPr>
+        <w:t>Figura 3. Fuentes y trazabilidad.</w:t>
+      </w:r>
+    </w:p>
     <w:tbl>
       <w:tblPr>
         <w:tblW w:type="auto" w:w="0"/>
@@ -3413,32 +3581,73 @@
     </w:p>
     <w:p>
       <w:pPr>
-        <w:spacing w:before="40" w:after="40" w:line="276" w:lineRule="auto"/>
+        <w:keepNext/>
+        <w:spacing w:before="120" w:after="20"/>
+        <w:jc w:val="center"/>
+      </w:pPr>
+      <w:r>
+        <w:drawing>
+          <wp:inline xmlns:a="http://schemas.openxmlformats.org/drawingml/2006/main" xmlns:pic="http://schemas.openxmlformats.org/drawingml/2006/picture">
+            <wp:extent cx="5580000" cy="4311818"/>
+            <wp:docPr id="4" name="Picture 4"/>
+            <wp:cNvGraphicFramePr>
+              <a:graphicFrameLocks noChangeAspect="1"/>
+            </wp:cNvGraphicFramePr>
+            <a:graphic>
+              <a:graphicData uri="http://schemas.openxmlformats.org/drawingml/2006/picture">
+                <pic:pic>
+                  <pic:nvPicPr>
+                    <pic:cNvPr id="0" name="NMX-34_01_INICIO_02.png"/>
+                    <pic:cNvPicPr/>
+                  </pic:nvPicPr>
+                  <pic:blipFill>
+                    <a:blip r:embed="rId13"/>
+                    <a:stretch>
+                      <a:fillRect/>
+                    </a:stretch>
+                  </pic:blipFill>
+                  <pic:spPr>
+                    <a:xfrm>
+                      <a:off x="0" y="0"/>
+                      <a:ext cx="5580000" cy="4311818"/>
+                    </a:xfrm>
+                    <a:prstGeom prst="rect"/>
+                  </pic:spPr>
+                </pic:pic>
+              </a:graphicData>
+            </a:graphic>
+          </wp:inline>
+        </w:drawing>
+      </w:r>
+    </w:p>
+    <w:p>
+      <w:pPr>
+        <w:spacing w:before="0" w:after="160"/>
+        <w:jc w:val="center"/>
       </w:pPr>
       <w:r>
         <w:rPr>
           <w:rFonts w:ascii="Calibri" w:hAnsi="Calibri"/>
           <w:b/>
-          <w:i w:val="0"/>
-          <w:color w:val="C08A2B"/>
-          <w:sz w:val="20"/>
+          <w:color w:val="45565E"/>
+          <w:sz w:val="17"/>
         </w:rPr>
-        <w:t>CAPTURA_NO_GENERADA_POR_LIMITACIÓN_DEL_ENTORNO.</w:t>
+        <w:t>Figura 4. Vista inicial (hoja INICIO).</w:t>
       </w:r>
     </w:p>
     <w:p>
       <w:pPr>
-        <w:spacing w:before="40" w:after="80" w:line="276" w:lineRule="auto"/>
+        <w:spacing w:after="120"/>
+        <w:jc w:val="center"/>
       </w:pPr>
       <w:r>
         <w:rPr>
           <w:rFonts w:ascii="Calibri" w:hAnsi="Calibri"/>
-          <w:b w:val="0"/>
-          <w:i w:val="0"/>
+          <w:i/>
           <w:color w:val="45565E"/>
-          <w:sz w:val="19"/>
+          <w:sz w:val="15"/>
         </w:rPr>
-        <w:t>El entorno de generación de este portafolio no renderiza de forma fiel el archivo XLSX original, por lo que no se incluyen capturas simuladas. Las hojas reales del libro pueden abrirse en Microsoft Excel según la compatibilidad indicada.</w:t>
+        <w:t>Captura real del archivo Excel NUTRIMETRÍA correspondiente al producto.</w:t>
       </w:r>
     </w:p>
     <w:tbl>
